--- a/docs/reservations-samples/absurd.docx
+++ b/docs/reservations-samples/absurd.docx
@@ -11,7 +11,7 @@
         <w:rPr>
           <w:rtl/>
         </w:rPr>
-        <w:t>חוק הרשויות המקומיות (בחירות) (תיקון מס' 53) התשפ"ג–2023 – דוגמאות, רמה אבסורדי</w:t>
+        <w:t>חוק הרשויות המקומיות (בחירות) (תיקון מס' 53) התשפ"ג–2023 – דוגמאות, רמה הזוי</w:t>
       </w:r>
     </w:p>
     <w:p>
